--- a/Course/1 Component 1 - Computer Systems/1.3 Exchanging Data/1.3.3 Networks/3 Worksheet (editable).docx
+++ b/Course/1 Component 1 - Computer Systems/1.3 Exchanging Data/1.3.3 Networks/3 Worksheet (editable).docx
@@ -7,62 +7,26 @@
         <w:pStyle w:val="Heading1"/>
       </w:pPr>
       <w:r>
+        <w:rPr>
+          <w:b w:val="0"/>
+          <w:i w:val="0"/>
+        </w:rPr>
         <w:t>Quiz — 1.3.3 Networks</w:t>
       </w:r>
     </w:p>
     <w:p>
       <w:r>
-        <w:t xml:space="preserve">Name: </w:t>
-      </w:r>
-      <w:r>
         <w:rPr>
-          <w:b/>
+          <w:b w:val="0"/>
+          <w:i w:val="0"/>
         </w:rPr>
-        <w:t>_</w:t>
-      </w:r>
-      <w:r>
-        <w:rPr>
-          <w:b/>
-        </w:rPr>
-        <w:t>_</w:t>
-      </w:r>
-      <w:r>
-        <w:rPr>
-          <w:b/>
-        </w:rPr>
-        <w:t>_</w:t>
-      </w:r>
-      <w:r>
-        <w:rPr>
-          <w:b/>
-        </w:rPr>
-        <w:t>_</w:t>
-      </w:r>
-      <w:r>
-        <w:rPr>
-          <w:b/>
-        </w:rPr>
-        <w:t xml:space="preserve">   Date: </w:t>
-      </w:r>
-      <w:r>
-        <w:rPr>
-          <w:b/>
-        </w:rPr>
-        <w:t>_</w:t>
-      </w:r>
-      <w:r>
-        <w:rPr>
-          <w:b/>
-        </w:rPr>
-        <w:t xml:space="preserve">_   Mark: </w:t>
-      </w:r>
-      <w:r>
-        <w:t>____ / 25</w:t>
+        <w:t>Name: ______________________   Date: __________   Mark: ______ / 25</w:t>
       </w:r>
     </w:p>
     <w:p>
       <w:r>
         <w:rPr>
+          <w:b w:val="0"/>
           <w:i/>
         </w:rPr>
         <w:t>OCR H446 · Component 01 · 1.3.3</w:t>
@@ -73,6 +37,10 @@
         <w:pStyle w:val="Heading2"/>
       </w:pPr>
       <w:r>
+        <w:rPr>
+          <w:b w:val="0"/>
+          <w:i w:val="0"/>
+        </w:rPr>
         <w:t>Section A — Multiple choice (8 marks)</w:t>
       </w:r>
     </w:p>
@@ -80,35 +48,60 @@
       <w:r>
         <w:rPr>
           <w:b/>
+          <w:i w:val="0"/>
         </w:rPr>
         <w:t>1.</w:t>
       </w:r>
       <w:r>
+        <w:rPr>
+          <w:b w:val="0"/>
+          <w:i w:val="0"/>
+        </w:rPr>
         <w:t xml:space="preserve"> Which best describes a LAN?</w:t>
       </w:r>
     </w:p>
     <w:p>
       <w:r>
+        <w:rPr>
+          <w:b w:val="0"/>
+          <w:i w:val="0"/>
+        </w:rPr>
         <w:t>A. A network spanning cities or countries using third-party infrastructure</w:t>
       </w:r>
     </w:p>
     <w:p>
       <w:r>
+        <w:rPr>
+          <w:b w:val="0"/>
+          <w:i w:val="0"/>
+        </w:rPr>
         <w:t>B. A network over a small geographical area where the organisation owns the hardware</w:t>
       </w:r>
     </w:p>
     <w:p>
       <w:r>
+        <w:rPr>
+          <w:b w:val="0"/>
+          <w:i w:val="0"/>
+        </w:rPr>
         <w:t>C. A network with no physical hardware</w:t>
       </w:r>
     </w:p>
     <w:p>
       <w:r>
+        <w:rPr>
+          <w:b w:val="0"/>
+          <w:i w:val="0"/>
+        </w:rPr>
         <w:t>D. The largest WAN in the world</w:t>
       </w:r>
     </w:p>
     <w:p>
       <w:r>
+        <w:rPr>
+          <w:b w:val="0"/>
+          <w:i w:val="0"/>
+        </w:rPr>
         <w:t>Your answer: ☐</w:t>
       </w:r>
     </w:p>
@@ -116,35 +109,60 @@
       <w:r>
         <w:rPr>
           <w:b/>
+          <w:i w:val="0"/>
         </w:rPr>
         <w:t>2.</w:t>
       </w:r>
       <w:r>
+        <w:rPr>
+          <w:b w:val="0"/>
+          <w:i w:val="0"/>
+        </w:rPr>
         <w:t xml:space="preserve"> In a peer-to-peer network:</w:t>
       </w:r>
     </w:p>
     <w:p>
       <w:r>
+        <w:rPr>
+          <w:b w:val="0"/>
+          <w:i w:val="0"/>
+        </w:rPr>
         <w:t>A. A central server provides all services</w:t>
       </w:r>
     </w:p>
     <w:p>
       <w:r>
+        <w:rPr>
+          <w:b w:val="0"/>
+          <w:i w:val="0"/>
+        </w:rPr>
         <w:t>B. All devices are equal and can act as client and server</w:t>
       </w:r>
     </w:p>
     <w:p>
       <w:r>
+        <w:rPr>
+          <w:b w:val="0"/>
+          <w:i w:val="0"/>
+        </w:rPr>
         <w:t>C. There is always a single point of failure</w:t>
       </w:r>
     </w:p>
     <w:p>
       <w:r>
+        <w:rPr>
+          <w:b w:val="0"/>
+          <w:i w:val="0"/>
+        </w:rPr>
         <w:t>D. Security is centrally managed</w:t>
       </w:r>
     </w:p>
     <w:p>
       <w:r>
+        <w:rPr>
+          <w:b w:val="0"/>
+          <w:i w:val="0"/>
+        </w:rPr>
         <w:t>Your answer: ☐</w:t>
       </w:r>
     </w:p>
@@ -152,35 +170,60 @@
       <w:r>
         <w:rPr>
           <w:b/>
+          <w:i w:val="0"/>
         </w:rPr>
         <w:t>3.</w:t>
       </w:r>
       <w:r>
+        <w:rPr>
+          <w:b w:val="0"/>
+          <w:i w:val="0"/>
+        </w:rPr>
         <w:t xml:space="preserve"> A disadvantage of a star topology is that:</w:t>
       </w:r>
     </w:p>
     <w:p>
       <w:r>
+        <w:rPr>
+          <w:b w:val="0"/>
+          <w:i w:val="0"/>
+        </w:rPr>
         <w:t>A. A single cable fault brings down every device</w:t>
       </w:r>
     </w:p>
     <w:p>
       <w:r>
+        <w:rPr>
+          <w:b w:val="0"/>
+          <w:i w:val="0"/>
+        </w:rPr>
         <w:t>B. The central switch/hub is a single point of failure</w:t>
       </w:r>
     </w:p>
     <w:p>
       <w:r>
+        <w:rPr>
+          <w:b w:val="0"/>
+          <w:i w:val="0"/>
+        </w:rPr>
         <w:t>C. It cannot use a switch</w:t>
       </w:r>
     </w:p>
     <w:p>
       <w:r>
+        <w:rPr>
+          <w:b w:val="0"/>
+          <w:i w:val="0"/>
+        </w:rPr>
         <w:t>D. It requires every node to connect to every other node</w:t>
       </w:r>
     </w:p>
     <w:p>
       <w:r>
+        <w:rPr>
+          <w:b w:val="0"/>
+          <w:i w:val="0"/>
+        </w:rPr>
         <w:t>Your answer: ☐</w:t>
       </w:r>
     </w:p>
@@ -188,35 +231,60 @@
       <w:r>
         <w:rPr>
           <w:b/>
+          <w:i w:val="0"/>
         </w:rPr>
         <w:t>4.</w:t>
       </w:r>
       <w:r>
+        <w:rPr>
+          <w:b w:val="0"/>
+          <w:i w:val="0"/>
+        </w:rPr>
         <w:t xml:space="preserve"> In packet switching, packets are:</w:t>
       </w:r>
     </w:p>
     <w:p>
       <w:r>
+        <w:rPr>
+          <w:b w:val="0"/>
+          <w:i w:val="0"/>
+        </w:rPr>
         <w:t>A. Sent along one dedicated reserved path</w:t>
       </w:r>
     </w:p>
     <w:p>
       <w:r>
+        <w:rPr>
+          <w:b w:val="0"/>
+          <w:i w:val="0"/>
+        </w:rPr>
         <w:t>B. Routed independently and reassembled at the destination</w:t>
       </w:r>
     </w:p>
     <w:p>
       <w:r>
+        <w:rPr>
+          <w:b w:val="0"/>
+          <w:i w:val="0"/>
+        </w:rPr>
         <w:t>C. Never reassembled</w:t>
       </w:r>
     </w:p>
     <w:p>
       <w:r>
+        <w:rPr>
+          <w:b w:val="0"/>
+          <w:i w:val="0"/>
+        </w:rPr>
         <w:t>D. Only used for telephone calls</w:t>
       </w:r>
     </w:p>
     <w:p>
       <w:r>
+        <w:rPr>
+          <w:b w:val="0"/>
+          <w:i w:val="0"/>
+        </w:rPr>
         <w:t>Your answer: ☐</w:t>
       </w:r>
     </w:p>
@@ -224,44 +292,74 @@
       <w:r>
         <w:rPr>
           <w:b/>
+          <w:i w:val="0"/>
         </w:rPr>
         <w:t>5.</w:t>
       </w:r>
       <w:r>
+        <w:rPr>
+          <w:b w:val="0"/>
+          <w:i w:val="0"/>
+        </w:rPr>
         <w:t xml:space="preserve"> Which protocol is used to </w:t>
       </w:r>
       <w:r>
         <w:rPr>
+          <w:b w:val="0"/>
           <w:i/>
         </w:rPr>
         <w:t>send</w:t>
       </w:r>
       <w:r>
+        <w:rPr>
+          <w:b w:val="0"/>
+          <w:i w:val="0"/>
+        </w:rPr>
         <w:t xml:space="preserve"> email?</w:t>
       </w:r>
     </w:p>
     <w:p>
       <w:r>
+        <w:rPr>
+          <w:b w:val="0"/>
+          <w:i w:val="0"/>
+        </w:rPr>
         <w:t>A. POP3</w:t>
       </w:r>
     </w:p>
     <w:p>
       <w:r>
+        <w:rPr>
+          <w:b w:val="0"/>
+          <w:i w:val="0"/>
+        </w:rPr>
         <w:t>B. IMAP</w:t>
       </w:r>
     </w:p>
     <w:p>
       <w:r>
+        <w:rPr>
+          <w:b w:val="0"/>
+          <w:i w:val="0"/>
+        </w:rPr>
         <w:t>C. SMTP</w:t>
       </w:r>
     </w:p>
     <w:p>
       <w:r>
+        <w:rPr>
+          <w:b w:val="0"/>
+          <w:i w:val="0"/>
+        </w:rPr>
         <w:t>D. FTP</w:t>
       </w:r>
     </w:p>
     <w:p>
       <w:r>
+        <w:rPr>
+          <w:b w:val="0"/>
+          <w:i w:val="0"/>
+        </w:rPr>
         <w:t>Your answer: ☐</w:t>
       </w:r>
     </w:p>
@@ -269,35 +367,60 @@
       <w:r>
         <w:rPr>
           <w:b/>
+          <w:i w:val="0"/>
         </w:rPr>
         <w:t>6.</w:t>
       </w:r>
       <w:r>
+        <w:rPr>
+          <w:b w:val="0"/>
+          <w:i w:val="0"/>
+        </w:rPr>
         <w:t xml:space="preserve"> The DNS is responsible for:</w:t>
       </w:r>
     </w:p>
     <w:p>
       <w:r>
+        <w:rPr>
+          <w:b w:val="0"/>
+          <w:i w:val="0"/>
+        </w:rPr>
         <w:t>A. Encrypting web traffic</w:t>
       </w:r>
     </w:p>
     <w:p>
       <w:r>
+        <w:rPr>
+          <w:b w:val="0"/>
+          <w:i w:val="0"/>
+        </w:rPr>
         <w:t>B. Translating domain names into IP addresses</w:t>
       </w:r>
     </w:p>
     <w:p>
       <w:r>
+        <w:rPr>
+          <w:b w:val="0"/>
+          <w:i w:val="0"/>
+        </w:rPr>
         <w:t>C. Splitting data into packets</w:t>
       </w:r>
     </w:p>
     <w:p>
       <w:r>
+        <w:rPr>
+          <w:b w:val="0"/>
+          <w:i w:val="0"/>
+        </w:rPr>
         <w:t>D. Assigning MAC addresses</w:t>
       </w:r>
     </w:p>
     <w:p>
       <w:r>
+        <w:rPr>
+          <w:b w:val="0"/>
+          <w:i w:val="0"/>
+        </w:rPr>
         <w:t>Your answer: ☐</w:t>
       </w:r>
     </w:p>
@@ -305,35 +428,60 @@
       <w:r>
         <w:rPr>
           <w:b/>
+          <w:i w:val="0"/>
         </w:rPr>
         <w:t>7.</w:t>
       </w:r>
       <w:r>
+        <w:rPr>
+          <w:b w:val="0"/>
+          <w:i w:val="0"/>
+        </w:rPr>
         <w:t xml:space="preserve"> Which device connects two different networks and routes using IP addresses?</w:t>
       </w:r>
     </w:p>
     <w:p>
       <w:r>
+        <w:rPr>
+          <w:b w:val="0"/>
+          <w:i w:val="0"/>
+        </w:rPr>
         <w:t>A. Switch</w:t>
       </w:r>
     </w:p>
     <w:p>
       <w:r>
+        <w:rPr>
+          <w:b w:val="0"/>
+          <w:i w:val="0"/>
+        </w:rPr>
         <w:t>B. Router</w:t>
       </w:r>
     </w:p>
     <w:p>
       <w:r>
+        <w:rPr>
+          <w:b w:val="0"/>
+          <w:i w:val="0"/>
+        </w:rPr>
         <w:t>C. NIC</w:t>
       </w:r>
     </w:p>
     <w:p>
       <w:r>
+        <w:rPr>
+          <w:b w:val="0"/>
+          <w:i w:val="0"/>
+        </w:rPr>
         <w:t>D. Wireless access point</w:t>
       </w:r>
     </w:p>
     <w:p>
       <w:r>
+        <w:rPr>
+          <w:b w:val="0"/>
+          <w:i w:val="0"/>
+        </w:rPr>
         <w:t>Your answer: ☐</w:t>
       </w:r>
     </w:p>
@@ -341,35 +489,60 @@
       <w:r>
         <w:rPr>
           <w:b/>
+          <w:i w:val="0"/>
         </w:rPr>
         <w:t>8.</w:t>
       </w:r>
       <w:r>
+        <w:rPr>
+          <w:b w:val="0"/>
+          <w:i w:val="0"/>
+        </w:rPr>
         <w:t xml:space="preserve"> At which TCP/IP layer are source and destination IP addresses added?</w:t>
       </w:r>
     </w:p>
     <w:p>
       <w:r>
+        <w:rPr>
+          <w:b w:val="0"/>
+          <w:i w:val="0"/>
+        </w:rPr>
         <w:t>A. Application</w:t>
       </w:r>
     </w:p>
     <w:p>
       <w:r>
+        <w:rPr>
+          <w:b w:val="0"/>
+          <w:i w:val="0"/>
+        </w:rPr>
         <w:t>B. Transport</w:t>
       </w:r>
     </w:p>
     <w:p>
       <w:r>
+        <w:rPr>
+          <w:b w:val="0"/>
+          <w:i w:val="0"/>
+        </w:rPr>
         <w:t>C. Network/Internet</w:t>
       </w:r>
     </w:p>
     <w:p>
       <w:r>
+        <w:rPr>
+          <w:b w:val="0"/>
+          <w:i w:val="0"/>
+        </w:rPr>
         <w:t>D. Link/Data link</w:t>
       </w:r>
     </w:p>
     <w:p>
       <w:r>
+        <w:rPr>
+          <w:b w:val="0"/>
+          <w:i w:val="0"/>
+        </w:rPr>
         <w:t>Your answer: ☐</w:t>
       </w:r>
     </w:p>
@@ -378,6 +551,10 @@
         <w:pStyle w:val="Heading2"/>
       </w:pPr>
       <w:r>
+        <w:rPr>
+          <w:b w:val="0"/>
+          <w:i w:val="0"/>
+        </w:rPr>
         <w:t>Section B — Short answer (12 marks)</w:t>
       </w:r>
     </w:p>
@@ -385,15 +562,21 @@
       <w:r>
         <w:rPr>
           <w:b/>
+          <w:i w:val="0"/>
         </w:rPr>
         <w:t>9.</w:t>
       </w:r>
       <w:r>
+        <w:rPr>
+          <w:b w:val="0"/>
+          <w:i w:val="0"/>
+        </w:rPr>
         <w:t xml:space="preserve"> State two advantages of a client-server network over a peer-to-peer network. </w:t>
       </w:r>
       <w:r>
         <w:rPr>
           <w:b/>
+          <w:i w:val="0"/>
         </w:rPr>
         <w:t>[2]</w:t>
       </w:r>
@@ -440,24 +623,35 @@
       <w:r>
         <w:rPr>
           <w:b/>
+          <w:i w:val="0"/>
         </w:rPr>
         <w:t>10.</w:t>
       </w:r>
       <w:r>
+        <w:rPr>
+          <w:b w:val="0"/>
+          <w:i w:val="0"/>
+        </w:rPr>
         <w:t xml:space="preserve"> </w:t>
       </w:r>
       <w:r>
         <w:rPr>
           <w:b/>
+          <w:i w:val="0"/>
         </w:rPr>
         <w:t>TCP/IP layer matching.</w:t>
       </w:r>
       <w:r>
+        <w:rPr>
+          <w:b w:val="0"/>
+          <w:i w:val="0"/>
+        </w:rPr>
         <w:t xml:space="preserve"> Match each item (A–D) to the correct layer by writing the layer name next to it. </w:t>
       </w:r>
       <w:r>
         <w:rPr>
           <w:b/>
+          <w:i w:val="0"/>
         </w:rPr>
         <w:t>[4]</w:t>
       </w:r>
@@ -512,129 +706,59 @@
     </w:p>
     <w:p>
       <w:r>
-        <w:t xml:space="preserve">A. Adds the MAC address / handles the physical connection → </w:t>
-      </w:r>
-      <w:r>
         <w:rPr>
-          <w:b/>
+          <w:b w:val="0"/>
+          <w:i w:val="0"/>
         </w:rPr>
-        <w:t>_</w:t>
-      </w:r>
-      <w:r>
-        <w:rPr>
-          <w:b/>
-        </w:rPr>
-        <w:t>_</w:t>
-      </w:r>
-      <w:r>
-        <w:rPr>
-          <w:b/>
-        </w:rPr>
-        <w:t>_</w:t>
-      </w:r>
-      <w:r>
-        <w:rPr>
-          <w:b/>
-        </w:rPr>
+        <w:t>A. Adds the MAC address / handles the physical connection → ___________________</w:t>
       </w:r>
     </w:p>
     <w:p>
       <w:r>
-        <w:t xml:space="preserve">B. Adds source and destination IP addresses and routes packets → </w:t>
-      </w:r>
-      <w:r>
         <w:rPr>
-          <w:b/>
+          <w:b w:val="0"/>
+          <w:i w:val="0"/>
         </w:rPr>
-        <w:t>_</w:t>
-      </w:r>
-      <w:r>
-        <w:rPr>
-          <w:b/>
-        </w:rPr>
-        <w:t>_</w:t>
-      </w:r>
-      <w:r>
-        <w:rPr>
-          <w:b/>
-        </w:rPr>
-        <w:t>_</w:t>
-      </w:r>
-      <w:r>
-        <w:rPr>
-          <w:b/>
-        </w:rPr>
+        <w:t>B. Adds source and destination IP addresses and routes packets → ___________________</w:t>
       </w:r>
     </w:p>
     <w:p>
       <w:r>
-        <w:t xml:space="preserve">C. Splits data into packets, manages ports and end-to-end delivery → </w:t>
-      </w:r>
-      <w:r>
         <w:rPr>
-          <w:b/>
+          <w:b w:val="0"/>
+          <w:i w:val="0"/>
         </w:rPr>
-        <w:t>_</w:t>
-      </w:r>
-      <w:r>
-        <w:rPr>
-          <w:b/>
-        </w:rPr>
-        <w:t>_</w:t>
-      </w:r>
-      <w:r>
-        <w:rPr>
-          <w:b/>
-        </w:rPr>
-        <w:t>_</w:t>
-      </w:r>
-      <w:r>
-        <w:rPr>
-          <w:b/>
-        </w:rPr>
+        <w:t>C. Splits data into packets, manages ports and end-to-end delivery → ___________________</w:t>
       </w:r>
     </w:p>
     <w:p>
       <w:r>
-        <w:t xml:space="preserve">D. Provides services for user applications (e.g. HTTP, SMTP) → </w:t>
-      </w:r>
-      <w:r>
         <w:rPr>
-          <w:b/>
+          <w:b w:val="0"/>
+          <w:i w:val="0"/>
         </w:rPr>
-        <w:t>_</w:t>
-      </w:r>
-      <w:r>
-        <w:rPr>
-          <w:b/>
-        </w:rPr>
-        <w:t>_</w:t>
-      </w:r>
-      <w:r>
-        <w:rPr>
-          <w:b/>
-        </w:rPr>
-        <w:t>_</w:t>
-      </w:r>
-      <w:r>
-        <w:rPr>
-          <w:b/>
-        </w:rPr>
+        <w:t>D. Provides services for user applications (e.g. HTTP, SMTP) → ___________________</w:t>
       </w:r>
     </w:p>
     <w:p>
       <w:r>
         <w:rPr>
           <w:b/>
+          <w:i w:val="0"/>
         </w:rPr>
         <w:t>11.</w:t>
       </w:r>
       <w:r>
+        <w:rPr>
+          <w:b w:val="0"/>
+          <w:i w:val="0"/>
+        </w:rPr>
         <w:t xml:space="preserve"> Explain the difference between a switch and a router. </w:t>
       </w:r>
       <w:r>
         <w:rPr>
           <w:b/>
+          <w:i w:val="0"/>
         </w:rPr>
         <w:t>[2]</w:t>
       </w:r>
@@ -681,15 +805,21 @@
       <w:r>
         <w:rPr>
           <w:b/>
+          <w:i w:val="0"/>
         </w:rPr>
         <w:t>12.</w:t>
       </w:r>
       <w:r>
+        <w:rPr>
+          <w:b w:val="0"/>
+          <w:i w:val="0"/>
+        </w:rPr>
         <w:t xml:space="preserve"> Describe what a proxy server does and give one benefit of using one. </w:t>
       </w:r>
       <w:r>
         <w:rPr>
           <w:b/>
+          <w:i w:val="0"/>
         </w:rPr>
         <w:t>[2]</w:t>
       </w:r>
@@ -736,15 +866,21 @@
       <w:r>
         <w:rPr>
           <w:b/>
+          <w:i w:val="0"/>
         </w:rPr>
         <w:t>13.</w:t>
       </w:r>
       <w:r>
+        <w:rPr>
+          <w:b w:val="0"/>
+          <w:i w:val="0"/>
+        </w:rPr>
         <w:t xml:space="preserve"> Explain one reason packet switching is more resilient than circuit switching. </w:t>
       </w:r>
       <w:r>
         <w:rPr>
           <w:b/>
+          <w:i w:val="0"/>
         </w:rPr>
         <w:t>[2]</w:t>
       </w:r>
@@ -792,6 +928,10 @@
         <w:pStyle w:val="Heading2"/>
       </w:pPr>
       <w:r>
+        <w:rPr>
+          <w:b w:val="0"/>
+          <w:i w:val="0"/>
+        </w:rPr>
         <w:t>Section C — Exam-style question (5 marks)</w:t>
       </w:r>
     </w:p>
@@ -799,20 +939,30 @@
       <w:r>
         <w:rPr>
           <w:b/>
+          <w:i w:val="0"/>
         </w:rPr>
         <w:t>14.</w:t>
       </w:r>
       <w:r>
+        <w:rPr>
+          <w:b w:val="0"/>
+          <w:i w:val="0"/>
+        </w:rPr>
         <w:t xml:space="preserve"> A user types a web address into their browser and requests a secure web page over the internet.</w:t>
       </w:r>
     </w:p>
     <w:p>
       <w:r>
+        <w:rPr>
+          <w:b w:val="0"/>
+          <w:i w:val="0"/>
+        </w:rPr>
         <w:t xml:space="preserve">Describe what happens, referring to: the role of DNS, how the data is broken up and routed across the network, and one piece of hardware involved. </w:t>
       </w:r>
       <w:r>
         <w:rPr>
           <w:b/>
+          <w:i w:val="0"/>
         </w:rPr>
         <w:t>[5]</w:t>
       </w:r>

--- a/Course/1 Component 1 - Computer Systems/1.3 Exchanging Data/1.3.3 Networks/3 Worksheet (editable).docx
+++ b/Course/1 Component 1 - Computer Systems/1.3 Exchanging Data/1.3.3 Networks/3 Worksheet (editable).docx
@@ -581,30 +581,32 @@
         <w:t>[2]</w:t>
       </w:r>
     </w:p>
-    <w:p>
-      <w:pPr>
-        <w:spacing w:before="260"/>
-        <w:pBdr>
-          <w:bottom w:val="single" w:sz="4" w:space="1" w:color="AAB4C0"/>
-        </w:pBdr>
-      </w:pPr>
-    </w:p>
-    <w:p>
-      <w:pPr>
-        <w:spacing w:before="260"/>
-        <w:pBdr>
-          <w:bottom w:val="single" w:sz="4" w:space="1" w:color="AAB4C0"/>
-        </w:pBdr>
-      </w:pPr>
-    </w:p>
-    <w:p>
-      <w:pPr>
-        <w:spacing w:before="260"/>
-        <w:pBdr>
-          <w:bottom w:val="single" w:sz="4" w:space="1" w:color="AAB4C0"/>
-        </w:pBdr>
-      </w:pPr>
-    </w:p>
+    <w:tbl>
+      <w:tblPr>
+        <w:tblStyle w:val="TableGrid"/>
+        <w:tblW w:type="auto" w:w="0"/>
+        <w:tblLook w:firstColumn="1" w:firstRow="1" w:lastColumn="0" w:lastRow="0" w:noHBand="0" w:noVBand="1" w:val="04A0"/>
+      </w:tblPr>
+      <w:tblGrid>
+        <w:gridCol w:w="8640"/>
+      </w:tblGrid>
+      <w:tr>
+        <w:trPr>
+          <w:trHeight w:val="1020" w:hRule="atLeast"/>
+        </w:trPr>
+        <w:tc>
+          <w:tcPr>
+            <w:tcW w:type="dxa" w:w="8640"/>
+          </w:tcPr>
+          <w:p>
+            <w:pPr>
+              <w:spacing w:before="40"/>
+            </w:pPr>
+          </w:p>
+        </w:tc>
+      </w:tr>
+    </w:tbl>
+    <w:p/>
     <w:p>
       <w:pPr>
         <w:pBdr>
@@ -656,54 +658,32 @@
         <w:t>[4]</w:t>
       </w:r>
     </w:p>
-    <w:p>
-      <w:pPr>
-        <w:spacing w:before="260"/>
-        <w:pBdr>
-          <w:bottom w:val="single" w:sz="4" w:space="1" w:color="AAB4C0"/>
-        </w:pBdr>
-      </w:pPr>
-    </w:p>
-    <w:p>
-      <w:pPr>
-        <w:spacing w:before="260"/>
-        <w:pBdr>
-          <w:bottom w:val="single" w:sz="4" w:space="1" w:color="AAB4C0"/>
-        </w:pBdr>
-      </w:pPr>
-    </w:p>
-    <w:p>
-      <w:pPr>
-        <w:spacing w:before="260"/>
-        <w:pBdr>
-          <w:bottom w:val="single" w:sz="4" w:space="1" w:color="AAB4C0"/>
-        </w:pBdr>
-      </w:pPr>
-    </w:p>
-    <w:p>
-      <w:pPr>
-        <w:spacing w:before="260"/>
-        <w:pBdr>
-          <w:bottom w:val="single" w:sz="4" w:space="1" w:color="AAB4C0"/>
-        </w:pBdr>
-      </w:pPr>
-    </w:p>
-    <w:p>
-      <w:pPr>
-        <w:spacing w:before="260"/>
-        <w:pBdr>
-          <w:bottom w:val="single" w:sz="4" w:space="1" w:color="AAB4C0"/>
-        </w:pBdr>
-      </w:pPr>
-    </w:p>
-    <w:p>
-      <w:pPr>
-        <w:spacing w:before="260"/>
-        <w:pBdr>
-          <w:bottom w:val="single" w:sz="4" w:space="1" w:color="AAB4C0"/>
-        </w:pBdr>
-      </w:pPr>
-    </w:p>
+    <w:tbl>
+      <w:tblPr>
+        <w:tblStyle w:val="TableGrid"/>
+        <w:tblW w:type="auto" w:w="0"/>
+        <w:tblLook w:firstColumn="1" w:firstRow="1" w:lastColumn="0" w:lastRow="0" w:noHBand="0" w:noVBand="1" w:val="04A0"/>
+      </w:tblPr>
+      <w:tblGrid>
+        <w:gridCol w:w="8640"/>
+      </w:tblGrid>
+      <w:tr>
+        <w:trPr>
+          <w:trHeight w:val="2040" w:hRule="atLeast"/>
+        </w:trPr>
+        <w:tc>
+          <w:tcPr>
+            <w:tcW w:type="dxa" w:w="8640"/>
+          </w:tcPr>
+          <w:p>
+            <w:pPr>
+              <w:spacing w:before="40"/>
+            </w:pPr>
+          </w:p>
+        </w:tc>
+      </w:tr>
+    </w:tbl>
+    <w:p/>
     <w:p>
       <w:r>
         <w:rPr>
@@ -763,30 +743,32 @@
         <w:t>[2]</w:t>
       </w:r>
     </w:p>
-    <w:p>
-      <w:pPr>
-        <w:spacing w:before="260"/>
-        <w:pBdr>
-          <w:bottom w:val="single" w:sz="4" w:space="1" w:color="AAB4C0"/>
-        </w:pBdr>
-      </w:pPr>
-    </w:p>
-    <w:p>
-      <w:pPr>
-        <w:spacing w:before="260"/>
-        <w:pBdr>
-          <w:bottom w:val="single" w:sz="4" w:space="1" w:color="AAB4C0"/>
-        </w:pBdr>
-      </w:pPr>
-    </w:p>
-    <w:p>
-      <w:pPr>
-        <w:spacing w:before="260"/>
-        <w:pBdr>
-          <w:bottom w:val="single" w:sz="4" w:space="1" w:color="AAB4C0"/>
-        </w:pBdr>
-      </w:pPr>
-    </w:p>
+    <w:tbl>
+      <w:tblPr>
+        <w:tblStyle w:val="TableGrid"/>
+        <w:tblW w:type="auto" w:w="0"/>
+        <w:tblLook w:firstColumn="1" w:firstRow="1" w:lastColumn="0" w:lastRow="0" w:noHBand="0" w:noVBand="1" w:val="04A0"/>
+      </w:tblPr>
+      <w:tblGrid>
+        <w:gridCol w:w="8640"/>
+      </w:tblGrid>
+      <w:tr>
+        <w:trPr>
+          <w:trHeight w:val="1020" w:hRule="atLeast"/>
+        </w:trPr>
+        <w:tc>
+          <w:tcPr>
+            <w:tcW w:type="dxa" w:w="8640"/>
+          </w:tcPr>
+          <w:p>
+            <w:pPr>
+              <w:spacing w:before="40"/>
+            </w:pPr>
+          </w:p>
+        </w:tc>
+      </w:tr>
+    </w:tbl>
+    <w:p/>
     <w:p>
       <w:pPr>
         <w:pBdr>
@@ -824,30 +806,32 @@
         <w:t>[2]</w:t>
       </w:r>
     </w:p>
-    <w:p>
-      <w:pPr>
-        <w:spacing w:before="260"/>
-        <w:pBdr>
-          <w:bottom w:val="single" w:sz="4" w:space="1" w:color="AAB4C0"/>
-        </w:pBdr>
-      </w:pPr>
-    </w:p>
-    <w:p>
-      <w:pPr>
-        <w:spacing w:before="260"/>
-        <w:pBdr>
-          <w:bottom w:val="single" w:sz="4" w:space="1" w:color="AAB4C0"/>
-        </w:pBdr>
-      </w:pPr>
-    </w:p>
-    <w:p>
-      <w:pPr>
-        <w:spacing w:before="260"/>
-        <w:pBdr>
-          <w:bottom w:val="single" w:sz="4" w:space="1" w:color="AAB4C0"/>
-        </w:pBdr>
-      </w:pPr>
-    </w:p>
+    <w:tbl>
+      <w:tblPr>
+        <w:tblStyle w:val="TableGrid"/>
+        <w:tblW w:type="auto" w:w="0"/>
+        <w:tblLook w:firstColumn="1" w:firstRow="1" w:lastColumn="0" w:lastRow="0" w:noHBand="0" w:noVBand="1" w:val="04A0"/>
+      </w:tblPr>
+      <w:tblGrid>
+        <w:gridCol w:w="8640"/>
+      </w:tblGrid>
+      <w:tr>
+        <w:trPr>
+          <w:trHeight w:val="1020" w:hRule="atLeast"/>
+        </w:trPr>
+        <w:tc>
+          <w:tcPr>
+            <w:tcW w:type="dxa" w:w="8640"/>
+          </w:tcPr>
+          <w:p>
+            <w:pPr>
+              <w:spacing w:before="40"/>
+            </w:pPr>
+          </w:p>
+        </w:tc>
+      </w:tr>
+    </w:tbl>
+    <w:p/>
     <w:p>
       <w:pPr>
         <w:pBdr>
@@ -885,30 +869,32 @@
         <w:t>[2]</w:t>
       </w:r>
     </w:p>
-    <w:p>
-      <w:pPr>
-        <w:spacing w:before="260"/>
-        <w:pBdr>
-          <w:bottom w:val="single" w:sz="4" w:space="1" w:color="AAB4C0"/>
-        </w:pBdr>
-      </w:pPr>
-    </w:p>
-    <w:p>
-      <w:pPr>
-        <w:spacing w:before="260"/>
-        <w:pBdr>
-          <w:bottom w:val="single" w:sz="4" w:space="1" w:color="AAB4C0"/>
-        </w:pBdr>
-      </w:pPr>
-    </w:p>
-    <w:p>
-      <w:pPr>
-        <w:spacing w:before="260"/>
-        <w:pBdr>
-          <w:bottom w:val="single" w:sz="4" w:space="1" w:color="AAB4C0"/>
-        </w:pBdr>
-      </w:pPr>
-    </w:p>
+    <w:tbl>
+      <w:tblPr>
+        <w:tblStyle w:val="TableGrid"/>
+        <w:tblW w:type="auto" w:w="0"/>
+        <w:tblLook w:firstColumn="1" w:firstRow="1" w:lastColumn="0" w:lastRow="0" w:noHBand="0" w:noVBand="1" w:val="04A0"/>
+      </w:tblPr>
+      <w:tblGrid>
+        <w:gridCol w:w="8640"/>
+      </w:tblGrid>
+      <w:tr>
+        <w:trPr>
+          <w:trHeight w:val="1020" w:hRule="atLeast"/>
+        </w:trPr>
+        <w:tc>
+          <w:tcPr>
+            <w:tcW w:type="dxa" w:w="8640"/>
+          </w:tcPr>
+          <w:p>
+            <w:pPr>
+              <w:spacing w:before="40"/>
+            </w:pPr>
+          </w:p>
+        </w:tc>
+      </w:tr>
+    </w:tbl>
+    <w:p/>
     <w:p>
       <w:pPr>
         <w:pBdr>
@@ -967,62 +953,32 @@
         <w:t>[5]</w:t>
       </w:r>
     </w:p>
-    <w:p>
-      <w:pPr>
-        <w:spacing w:before="260"/>
-        <w:pBdr>
-          <w:bottom w:val="single" w:sz="4" w:space="1" w:color="AAB4C0"/>
-        </w:pBdr>
-      </w:pPr>
-    </w:p>
-    <w:p>
-      <w:pPr>
-        <w:spacing w:before="260"/>
-        <w:pBdr>
-          <w:bottom w:val="single" w:sz="4" w:space="1" w:color="AAB4C0"/>
-        </w:pBdr>
-      </w:pPr>
-    </w:p>
-    <w:p>
-      <w:pPr>
-        <w:spacing w:before="260"/>
-        <w:pBdr>
-          <w:bottom w:val="single" w:sz="4" w:space="1" w:color="AAB4C0"/>
-        </w:pBdr>
-      </w:pPr>
-    </w:p>
-    <w:p>
-      <w:pPr>
-        <w:spacing w:before="260"/>
-        <w:pBdr>
-          <w:bottom w:val="single" w:sz="4" w:space="1" w:color="AAB4C0"/>
-        </w:pBdr>
-      </w:pPr>
-    </w:p>
-    <w:p>
-      <w:pPr>
-        <w:spacing w:before="260"/>
-        <w:pBdr>
-          <w:bottom w:val="single" w:sz="4" w:space="1" w:color="AAB4C0"/>
-        </w:pBdr>
-      </w:pPr>
-    </w:p>
-    <w:p>
-      <w:pPr>
-        <w:spacing w:before="260"/>
-        <w:pBdr>
-          <w:bottom w:val="single" w:sz="4" w:space="1" w:color="AAB4C0"/>
-        </w:pBdr>
-      </w:pPr>
-    </w:p>
-    <w:p>
-      <w:pPr>
-        <w:spacing w:before="260"/>
-        <w:pBdr>
-          <w:bottom w:val="single" w:sz="4" w:space="1" w:color="AAB4C0"/>
-        </w:pBdr>
-      </w:pPr>
-    </w:p>
+    <w:tbl>
+      <w:tblPr>
+        <w:tblStyle w:val="TableGrid"/>
+        <w:tblW w:type="auto" w:w="0"/>
+        <w:tblLook w:firstColumn="1" w:firstRow="1" w:lastColumn="0" w:lastRow="0" w:noHBand="0" w:noVBand="1" w:val="04A0"/>
+      </w:tblPr>
+      <w:tblGrid>
+        <w:gridCol w:w="8640"/>
+      </w:tblGrid>
+      <w:tr>
+        <w:trPr>
+          <w:trHeight w:val="2380" w:hRule="atLeast"/>
+        </w:trPr>
+        <w:tc>
+          <w:tcPr>
+            <w:tcW w:type="dxa" w:w="8640"/>
+          </w:tcPr>
+          <w:p>
+            <w:pPr>
+              <w:spacing w:before="40"/>
+            </w:pPr>
+          </w:p>
+        </w:tc>
+      </w:tr>
+    </w:tbl>
+    <w:p/>
     <w:p>
       <w:pPr>
         <w:pBdr>
